--- a/res/synthetic_fascicoli/fascicoli/fascicolo_sintetico_026/sentenza.docx
+++ b/res/synthetic_fascicoli/fascicoli/fascicolo_sintetico_026/sentenza.docx
@@ -338,7 +338,7 @@
               <w:rStyle w:val="PlaceholderText"/>
               <w:lang w:val="en-US"/>
             </w:rPr>
-            <w:t>732/2024</w:t>
+            <w:t>846/2025</w:t>
           </w:r>
         </w:sdtContent>
       </w:sdt>
@@ -400,7 +400,7 @@
               <w:rStyle w:val="PlaceholderText"/>
               <w:lang w:val="en-US"/>
             </w:rPr>
-            <w:t>Sara Marini, Francesca Leoni</w:t>
+            <w:t>Antonio Luis Oliveira-Souza</w:t>
           </w:r>
         </w:sdtContent>
       </w:sdt>
@@ -444,7 +444,7 @@
               <w:rStyle w:val="PlaceholderText"/>
               <w:lang w:val="en-US"/>
             </w:rPr>
-            <w:t>Sara Marini, Marco Moretti</w:t>
+            <w:t>Juliana Barbosa</w:t>
           </w:r>
         </w:sdtContent>
       </w:sdt>
@@ -805,7 +805,7 @@
             <w:rPr>
               <w:rStyle w:val="PlaceholderText"/>
             </w:rPr>
-            <w:t>13-04-2025</w:t>
+            <w:t>02-10-2024</w:t>
           </w:r>
         </w:sdtContent>
       </w:sdt>
@@ -950,7 +950,7 @@
             <w:rPr>
               <w:rStyle w:val="PlaceholderText"/>
             </w:rPr>
-            <w:t>NO</w:t>
+            <w:t>SI</w:t>
           </w:r>
         </w:sdtContent>
       </w:sdt>
@@ -1034,7 +1034,7 @@
             <w:rPr>
               <w:rStyle w:val="PlaceholderText"/>
             </w:rPr>
-            <w:t>Francesca Luigi Leoni</w:t>
+            <w:t>Patricia Luz Ribeiro</w:t>
           </w:r>
         </w:sdtContent>
       </w:sdt>
@@ -1092,7 +1092,7 @@
               <w:rStyle w:val="PlaceholderText"/>
               <w:lang w:val="en-US"/>
             </w:rPr>
-            <w:t>Mantova</w:t>
+            <w:t>Bergamo</w:t>
           </w:r>
         </w:sdtContent>
       </w:sdt>
@@ -1149,7 +1149,7 @@
               <w:rStyle w:val="PlaceholderText"/>
               <w:lang w:val="en-US"/>
             </w:rPr>
-            <w:t>11-06-1852</w:t>
+            <w:t>04-05-1880</w:t>
           </w:r>
         </w:sdtContent>
       </w:sdt>
@@ -1368,7 +1368,7 @@
               <w:rStyle w:val="PlaceholderText"/>
               <w:lang w:val="en-US"/>
             </w:rPr>
-            <w:t>Linea di discendenza allegata: Francesca Luigi Leoni -&gt; Chiara Luz Costa -&gt; Chiara Costa -&gt; Francesca Leoni -&gt; Sara Marini</w:t>
+            <w:t>Linea di discendenza allegata: Patricia Luz Ribeiro -&gt; Pedro Mendes-Ribeiro -&gt; Antonio Luis Oliveira</w:t>
           </w:r>
         </w:sdtContent>
       </w:sdt>
@@ -2513,7 +2513,7 @@
               <w:rStyle w:val="PlaceholderText"/>
               <w:lang w:val="en-US"/>
             </w:rPr>
-            <w:t/>
+            <w:t>Quest'ultima norma non si applica dunque al presente ricorso, iscritto a ruolo prima del 27.3.25.</w:t>
           </w:r>
         </w:p>
       </w:sdtContent>
@@ -3247,9 +3247,7 @@
               <w:rStyle w:val="PlaceholderText"/>
               <w:lang w:val="en-US"/>
             </w:rPr>
-            <w:t>Sara Marini, nata a Santos il 16-04-1967</w:t>
-            <w:br/>
-            <w:t>Francesca Leoni, nata a Brasilia il 19-05-1980</w:t>
+            <w:t>Antonio Luis Oliveira-Souza, nato/a a Porto Alegre il 11-02-1941</w:t>
           </w:r>
         </w:p>
       </w:sdtContent>
@@ -3296,7 +3294,7 @@
             <w:rPr>
               <w:rStyle w:val="PlaceholderText"/>
             </w:rPr>
-            <w:t>sono cittadine italiane</w:t>
+            <w:t>è cittadino italiano</w:t>
           </w:r>
         </w:sdtContent>
       </w:sdt>
